--- a/public/docs/qa.docx
+++ b/public/docs/qa.docx
@@ -20,7 +20,7 @@
           <w:szCs w:val="46"/>
           <w:rtl w:val="0"/>
         </w:rPr>
-        <w:t xml:space="preserve">Bettim – Q&amp;A </w:t>
+        <w:t xml:space="preserve">BUL – Q&amp;A </w:t>
       </w:r>
       <w:r>
         <w:rPr>
@@ -156,7 +156,7 @@
         <w:rPr>
           <w:rtl w:val="0"/>
         </w:rPr>
-        <w:t xml:space="preserve"> A: Bettim compares your prediction to the real score and awards Coins based on your accuracy.</w:t>
+        <w:t xml:space="preserve"> A: BUL compares your prediction to the real score and awards Coins based on your accuracy.</w:t>
       </w:r>
     </w:p>
     <w:p>
@@ -219,7 +219,7 @@
         <w:rPr>
           <w:rtl w:val="0"/>
         </w:rPr>
-        <w:t xml:space="preserve"> A: To keep Bettim simple and fair — every user plays with the same cost.</w:t>
+        <w:t xml:space="preserve"> A: To keep BUL simple and fair — every user plays with the same cost.</w:t>
       </w:r>
     </w:p>
     <w:p>
@@ -366,7 +366,7 @@
         <w:rPr>
           <w:rtl w:val="0"/>
         </w:rPr>
-        <w:t xml:space="preserve"> A: Bettim predictions use the score at the end of </w:t>
+        <w:t xml:space="preserve"> A: BUL predictions use the score at the end of </w:t>
       </w:r>
       <w:r>
         <w:rPr>
@@ -415,7 +415,7 @@
           <w:bCs w:val="1"/>
           <w:rtl w:val="0"/>
         </w:rPr>
-        <w:t xml:space="preserve">Q: Are all NBA and NCAA games available on Bettim?</w:t>
+        <w:t xml:space="preserve">Q: Are all NBA and NCAA games available on BUL?</w:t>
         <w:br w:type="textWrapping"/>
       </w:r>
       <w:r>
@@ -527,7 +527,7 @@
         <w:rPr>
           <w:rtl w:val="0"/>
         </w:rPr>
-        <w:t xml:space="preserve"> A: Bettim’s real‑time estimation of the final score.</w:t>
+        <w:t xml:space="preserve"> A: BUL’s real‑time estimation of the final score.</w:t>
       </w:r>
     </w:p>
     <w:p>
@@ -569,7 +569,7 @@
         <w:rPr>
           <w:rtl w:val="0"/>
         </w:rPr>
-        <w:t xml:space="preserve"> A: Bettim applies tie‑break rules to rank players fairly.</w:t>
+        <w:t xml:space="preserve"> A: BUL applies tie‑break rules to rank players fairly.</w:t>
       </w:r>
     </w:p>
     <w:p>
@@ -1540,7 +1540,7 @@
           <w:bCs w:val="1"/>
           <w:rtl w:val="0"/>
         </w:rPr>
-        <w:t xml:space="preserve">Q: Can I play Bettim on multiple devices?</w:t>
+        <w:t xml:space="preserve">Q: Can I play BUL on multiple devices?</w:t>
         <w:br w:type="textWrapping"/>
       </w:r>
       <w:r>

--- a/public/docs/qa.docx
+++ b/public/docs/qa.docx
@@ -20,7 +20,7 @@
           <w:szCs w:val="46"/>
           <w:rtl w:val="0"/>
         </w:rPr>
-        <w:t xml:space="preserve">BUL – Q&amp;A </w:t>
+        <w:t xml:space="preserve">Bettim – Q&amp;A </w:t>
       </w:r>
       <w:r>
         <w:rPr>
@@ -156,7 +156,7 @@
         <w:rPr>
           <w:rtl w:val="0"/>
         </w:rPr>
-        <w:t xml:space="preserve"> A: BUL compares your prediction to the real score and awards Coins based on your accuracy.</w:t>
+        <w:t xml:space="preserve"> A: Bettim compares your prediction to the real score and awards Coins based on your accuracy.</w:t>
       </w:r>
     </w:p>
     <w:p>
@@ -219,7 +219,7 @@
         <w:rPr>
           <w:rtl w:val="0"/>
         </w:rPr>
-        <w:t xml:space="preserve"> A: To keep BUL simple and fair — every user plays with the same cost.</w:t>
+        <w:t xml:space="preserve"> A: To keep Bettim simple and fair — every user plays with the same cost.</w:t>
       </w:r>
     </w:p>
     <w:p>
@@ -366,7 +366,7 @@
         <w:rPr>
           <w:rtl w:val="0"/>
         </w:rPr>
-        <w:t xml:space="preserve"> A: BUL predictions use the score at the end of </w:t>
+        <w:t xml:space="preserve"> A: Bettim predictions use the score at the end of </w:t>
       </w:r>
       <w:r>
         <w:rPr>
@@ -415,7 +415,7 @@
           <w:bCs w:val="1"/>
           <w:rtl w:val="0"/>
         </w:rPr>
-        <w:t xml:space="preserve">Q: Are all NBA and NCAA games available on BUL?</w:t>
+        <w:t xml:space="preserve">Q: Are all NBA and NCAA games available on Bettim?</w:t>
         <w:br w:type="textWrapping"/>
       </w:r>
       <w:r>
@@ -527,7 +527,7 @@
         <w:rPr>
           <w:rtl w:val="0"/>
         </w:rPr>
-        <w:t xml:space="preserve"> A: BUL’s real‑time estimation of the final score.</w:t>
+        <w:t xml:space="preserve"> A: Bettim’s real‑time estimation of the final score.</w:t>
       </w:r>
     </w:p>
     <w:p>
@@ -569,7 +569,7 @@
         <w:rPr>
           <w:rtl w:val="0"/>
         </w:rPr>
-        <w:t xml:space="preserve"> A: BUL applies tie‑break rules to rank players fairly.</w:t>
+        <w:t xml:space="preserve"> A: Bettim applies tie‑break rules to rank players fairly.</w:t>
       </w:r>
     </w:p>
     <w:p>
@@ -1540,7 +1540,7 @@
           <w:bCs w:val="1"/>
           <w:rtl w:val="0"/>
         </w:rPr>
-        <w:t xml:space="preserve">Q: Can I play BUL on multiple devices?</w:t>
+        <w:t xml:space="preserve">Q: Can I play Bettim on multiple devices?</w:t>
         <w:br w:type="textWrapping"/>
       </w:r>
       <w:r>
